--- a/text/part1/12Tower'sTopENAI.docx
+++ b/text/part1/12Tower'sTopENAI.docx
@@ -1,6 +1,6 @@
 
 <file path=word/document.xml><?xml version="1.0" encoding="utf-8"?>
-<w:document xmlns:wpc="http://schemas.microsoft.com/office/word/2010/wordprocessingCanvas" xmlns:cx="http://schemas.microsoft.com/office/drawing/2014/chartex" xmlns:cx1="http://schemas.microsoft.com/office/drawing/2015/9/8/chartex" xmlns:cx2="http://schemas.microsoft.com/office/drawing/2015/10/21/chartex" xmlns:cx3="http://schemas.microsoft.com/office/drawing/2016/5/9/chartex" xmlns:cx4="http://schemas.microsoft.com/office/drawing/2016/5/10/chartex" xmlns:cx5="http://schemas.microsoft.com/office/drawing/2016/5/11/chartex" xmlns:cx6="http://schemas.microsoft.com/office/drawing/2016/5/12/chartex" xmlns:cx7="http://schemas.microsoft.com/office/drawing/2016/5/13/chartex" xmlns:cx8="http://schemas.microsoft.com/office/drawing/2016/5/14/chartex" xmlns:mc="http://schemas.openxmlformats.org/markup-compatibility/2006" xmlns:aink="http://schemas.microsoft.com/office/drawing/2016/ink" xmlns:am3d="http://schemas.microsoft.com/office/drawing/2017/model3d" xmlns:o="urn:schemas-microsoft-com:office:office" xmlns:oel="http://schemas.microsoft.com/office/2019/extlst" xmlns:r="http://schemas.openxmlformats.org/officeDocument/2006/relationships" xmlns:m="http://schemas.openxmlformats.org/officeDocument/2006/math" xmlns:v="urn:schemas-microsoft-com:vml" xmlns:wp14="http://schemas.microsoft.com/office/word/2010/wordprocessingDrawing" xmlns:wp="http://schemas.openxmlformats.org/drawingml/2006/wordprocessingDrawing" xmlns:w10="urn:schemas-microsoft-com:office:word" xmlns:w="http://schemas.openxmlformats.org/wordprocessingml/2006/main" xmlns:w14="http://schemas.microsoft.com/office/word/2010/wordml" xmlns:w15="http://schemas.microsoft.com/office/word/2012/wordml" xmlns:w16cei="http://schemas.microsoft.com/office/word/2026/wordml/cei" xmlns:w16cex="http://schemas.microsoft.com/office/word/2018/wordml/cex" xmlns:w16cid="http://schemas.microsoft.com/office/word/2016/wordml/cid" xmlns:w16="http://schemas.microsoft.com/office/word/2018/wordml" xmlns:w16du="http://schemas.microsoft.com/office/word/2023/wordml/word16du" xmlns:w16sdtdh="http://schemas.microsoft.com/office/word/2020/wordml/sdtdatahash" xmlns:w16sdtfl="http://schemas.microsoft.com/office/word/2024/wordml/sdtformatlock" xmlns:w16se="http://schemas.microsoft.com/office/word/2015/wordml/symex" xmlns:wpg="http://schemas.microsoft.com/office/word/2010/wordprocessingGroup" xmlns:wpi="http://schemas.microsoft.com/office/word/2010/wordprocessingInk" xmlns:wne="http://schemas.microsoft.com/office/word/2006/wordml" xmlns:wps="http://schemas.microsoft.com/office/word/2010/wordprocessingShape" mc:Ignorable="w14 w15 w16se w16cid w16 w16cex w16sdtdh w16sdtfl w16du wp14">
+<w:document xmlns:wpc="http://schemas.microsoft.com/office/word/2010/wordprocessingCanvas" xmlns:cx="http://schemas.microsoft.com/office/drawing/2014/chartex" xmlns:cx1="http://schemas.microsoft.com/office/drawing/2015/9/8/chartex" xmlns:cx2="http://schemas.microsoft.com/office/drawing/2015/10/21/chartex" xmlns:cx3="http://schemas.microsoft.com/office/drawing/2016/5/9/chartex" xmlns:cx4="http://schemas.microsoft.com/office/drawing/2016/5/10/chartex" xmlns:cx5="http://schemas.microsoft.com/office/drawing/2016/5/11/chartex" xmlns:cx6="http://schemas.microsoft.com/office/drawing/2016/5/12/chartex" xmlns:cx7="http://schemas.microsoft.com/office/drawing/2016/5/13/chartex" xmlns:cx8="http://schemas.microsoft.com/office/drawing/2016/5/14/chartex" xmlns:mc="http://schemas.openxmlformats.org/markup-compatibility/2006" xmlns:aink="http://schemas.microsoft.com/office/drawing/2016/ink" xmlns:am3d="http://schemas.microsoft.com/office/drawing/2017/model3d" xmlns:o="urn:schemas-microsoft-com:office:office" xmlns:oel="http://schemas.microsoft.com/office/2019/extlst" xmlns:r="http://schemas.openxmlformats.org/officeDocument/2006/relationships" xmlns:m="http://schemas.openxmlformats.org/officeDocument/2006/math" xmlns:v="urn:schemas-microsoft-com:vml" xmlns:wp14="http://schemas.microsoft.com/office/word/2010/wordprocessingDrawing" xmlns:wp="http://schemas.openxmlformats.org/drawingml/2006/wordprocessingDrawing" xmlns:w10="urn:schemas-microsoft-com:office:word" xmlns:w="http://schemas.openxmlformats.org/wordprocessingml/2006/main" xmlns:w14="http://schemas.microsoft.com/office/word/2010/wordml" xmlns:w15="http://schemas.microsoft.com/office/word/2012/wordml" xmlns:w16cex="http://schemas.microsoft.com/office/word/2018/wordml/cex" xmlns:w16cid="http://schemas.microsoft.com/office/word/2016/wordml/cid" xmlns:w16="http://schemas.microsoft.com/office/word/2018/wordml" xmlns:w16du="http://schemas.microsoft.com/office/word/2023/wordml/word16du" xmlns:w16sdtdh="http://schemas.microsoft.com/office/word/2020/wordml/sdtdatahash" xmlns:w16sdtfl="http://schemas.microsoft.com/office/word/2024/wordml/sdtformatlock" xmlns:w16se="http://schemas.microsoft.com/office/word/2015/wordml/symex" xmlns:wpg="http://schemas.microsoft.com/office/word/2010/wordprocessingGroup" xmlns:wpi="http://schemas.microsoft.com/office/word/2010/wordprocessingInk" xmlns:wne="http://schemas.microsoft.com/office/word/2006/wordml" xmlns:wps="http://schemas.microsoft.com/office/word/2010/wordprocessingShape" mc:Ignorable="w14 w15 w16se w16cid w16 w16cex w16sdtdh w16sdtfl w16du wp14">
   <w:body>
     <w:p>
       <w:pPr>
@@ -74,15 +74,7 @@
     </w:p>
     <w:p>
       <w:r>
-        <w:t xml:space="preserve">The thought of </w:t>
-      </w:r>
-      <w:proofErr w:type="spellStart"/>
-      <w:r>
-        <w:t>Meyron’s</w:t>
-      </w:r>
-      <w:proofErr w:type="spellEnd"/>
-      <w:r>
-        <w:t xml:space="preserve"> specialized abilities reminded me, by association, that it might be worth checking how recent events had affected my own skill ratings—particularly the “combat” ones.</w:t>
+        <w:t>The thought of Meyron’s specialized abilities reminded me, by association, that it might be worth checking how recent events had affected my own skill ratings—particularly the “combat” ones.</w:t>
       </w:r>
     </w:p>
     <w:p>
@@ -244,15 +236,7 @@
     </w:p>
     <w:p>
       <w:r>
-        <w:t xml:space="preserve">Four of </w:t>
-      </w:r>
-      <w:proofErr w:type="spellStart"/>
-      <w:r>
-        <w:t>Meyron’s</w:t>
-      </w:r>
-      <w:proofErr w:type="spellEnd"/>
-      <w:r>
-        <w:t xml:space="preserve"> guards sat around the table, including Grant, whom I recognized from earlier.</w:t>
+        <w:t>Four of Meyron’s guards sat around the table, including Grant, whom I recognized from earlier.</w:t>
       </w:r>
     </w:p>
     <w:p>
@@ -327,15 +311,7 @@
     </w:p>
     <w:p>
       <w:r>
-        <w:t xml:space="preserve">The success of our entire operation now depended on him—on the memories stored in his mind, and on Sana and </w:t>
-      </w:r>
-      <w:proofErr w:type="spellStart"/>
-      <w:r>
-        <w:t>Meyron’s</w:t>
-      </w:r>
-      <w:proofErr w:type="spellEnd"/>
-      <w:r>
-        <w:t xml:space="preserve"> ability to examine them.</w:t>
+        <w:t>The success of our entire operation now depended on him—on the memories stored in his mind, and on Sana and Meyron’s ability to examine them.</w:t>
       </w:r>
     </w:p>
     <w:p>
@@ -456,6 +432,268 @@
     </w:p>
     <w:p>
       <w:r>
+        <w:t>Once I understood that, I prepared myself mentally.</w:t>
+      </w:r>
+    </w:p>
+    <w:p>
+      <w:r>
+        <w:t>Then I fixed my gaze on the shifting gray substance and, without looking away, began to pull it toward me.</w:t>
+      </w:r>
+    </w:p>
+    <w:p>
+      <w:r>
+        <w:t>Closer.</w:t>
+      </w:r>
+    </w:p>
+    <w:p>
+      <w:r>
+        <w:t>Closer still.</w:t>
+      </w:r>
+    </w:p>
+    <w:p>
+      <w:r>
+        <w:t>It moved almost within reach—</w:t>
+      </w:r>
+    </w:p>
+    <w:p>
+      <w:r>
+        <w:t>and suddenly engulfed me.</w:t>
+      </w:r>
+    </w:p>
+    <w:p>
+      <w:r>
+        <w:t>Drew me inside.</w:t>
+      </w:r>
+    </w:p>
+    <w:p>
+      <w:r>
+        <w:t>In the very next instant, I jerked backward—mentally and physically—dragging in a convulsive breath, overwhelmed by an irresistible urge to surface, to get out, to return to the familiar world outside.</w:t>
+      </w:r>
+    </w:p>
+    <w:p>
+      <w:r>
+        <w:t>The gray haze immediately recoiled.</w:t>
+      </w:r>
+    </w:p>
+    <w:p>
+      <w:r>
+        <w:t>I could see its outline in front of me again. It began to contract rapidly as it receded, shrinking farther and farther away until, finally, it collapsed in on itself, dissolved—</w:t>
+      </w:r>
+    </w:p>
+    <w:p>
+      <w:r>
+        <w:t>and vanished.</w:t>
+      </w:r>
+    </w:p>
+    <w:p>
+      <w:r>
+        <w:t>My contour snapped shut.</w:t>
+      </w:r>
+    </w:p>
+    <w:p>
+      <w:r>
+        <w:t>Once again, I saw ordinary reality around me.</w:t>
+      </w:r>
+    </w:p>
+    <w:p>
+      <w:r>
+        <w:t>My heart was pounding wildly.</w:t>
+      </w:r>
+    </w:p>
+    <w:p>
+      <w:r>
+        <w:t>Breathing was difficult.</w:t>
+      </w:r>
+    </w:p>
+    <w:p>
+      <w:r>
+        <w:t>I couldn’t seem to get enough air.</w:t>
+      </w:r>
+    </w:p>
+    <w:p>
+      <w:r>
+        <w:lastRenderedPageBreak/>
+        <w:t>All because I could not rid myself of the sensation I had experienced during that brief instant inside the haze.</w:t>
+      </w:r>
+    </w:p>
+    <w:p>
+      <w:r>
+        <w:t>Many years ago, I once had a dream.</w:t>
+      </w:r>
+    </w:p>
+    <w:p>
+      <w:r>
+        <w:t>In it, an enormous television tower—the kind that rises over every capital or major metropolis—had somehow toppled onto the ground.</w:t>
+      </w:r>
+    </w:p>
+    <w:p>
+      <w:r>
+        <w:t>Not fallen.</w:t>
+      </w:r>
+    </w:p>
+    <w:p>
+      <w:r>
+        <w:t>Not broken.</w:t>
+      </w:r>
+    </w:p>
+    <w:p>
+      <w:r>
+        <w:t>It had simply begun to tilt, slowly and smoothly, remaining completely intact until it came to rest on its side.</w:t>
+      </w:r>
+    </w:p>
+    <w:p>
+      <w:r>
+        <w:t>And somehow, I found myself standing beside its very top.</w:t>
+      </w:r>
+    </w:p>
+    <w:p>
+      <w:r>
+        <w:t>Before me lay the colossal structure.</w:t>
+      </w:r>
+    </w:p>
+    <w:p>
+      <w:r>
+        <w:t>As it stretched away into the distance, it seemed to widen telescopically: the narrow concrete shaft expanded into entire rooms and floors, then into massive supports, until far, far away it became the gigantic concrete foundation at the base.</w:t>
+      </w:r>
+    </w:p>
+    <w:p>
+      <w:r>
+        <w:t>And I was seeing the whole titanic structure simply by looking straight ahead.</w:t>
+      </w:r>
+    </w:p>
+    <w:p>
+      <w:r>
+        <w:t>Then I lowered my gaze slightly.</w:t>
+      </w:r>
+    </w:p>
+    <w:p>
+      <w:r>
+        <w:t>Right in front of me was the very tip of the tower.</w:t>
+      </w:r>
+    </w:p>
+    <w:p>
+      <w:r>
+        <w:t>A thin, relatively small metal antenna.</w:t>
+      </w:r>
+    </w:p>
+    <w:p>
+      <w:r>
+        <w:t>It was close.</w:t>
+      </w:r>
+    </w:p>
+    <w:p>
+      <w:r>
+        <w:t>Almost absurdly close—right before my eyes.</w:t>
+      </w:r>
+    </w:p>
+    <w:p>
+      <w:r>
+        <w:t>And the moment I looked at that tiny tip of the vast structure, a wave of vertigo struck me.</w:t>
+      </w:r>
+    </w:p>
+    <w:p>
+      <w:r>
+        <w:t>A wave of unbearable, panicked fear of heights.</w:t>
+      </w:r>
+    </w:p>
+    <w:p>
+      <w:r>
+        <w:t>Because somehow the antenna was not merely here in front of me.</w:t>
+      </w:r>
+    </w:p>
+    <w:p>
+      <w:r>
+        <w:t>At the same time, it was still there—</w:t>
+      </w:r>
+    </w:p>
+    <w:p>
+      <w:r>
+        <w:t>at an impossible height.</w:t>
+      </w:r>
+    </w:p>
+    <w:p>
+      <w:r>
+        <w:t>And beneath it opened an immeasurable, breathtaking abyss.</w:t>
+      </w:r>
+    </w:p>
+    <w:p>
+      <w:r>
+        <w:t>Looking at that antenna while simultaneously feeling the void beneath it was utterly unbearable.</w:t>
+      </w:r>
+    </w:p>
+    <w:p>
+      <w:r>
+        <w:t>I woke immediately.</w:t>
+      </w:r>
+    </w:p>
+    <w:p>
+      <w:r>
+        <w:t>Now, having entered a human consciousness, I had felt exactly the same thing.</w:t>
+      </w:r>
+    </w:p>
+    <w:p>
+      <w:r>
+        <w:t>An abyss had opened before me.</w:t>
+      </w:r>
+    </w:p>
+    <w:p>
+      <w:r>
+        <w:t>Not something I could see.</w:t>
+      </w:r>
+    </w:p>
+    <w:p>
+      <w:r>
+        <w:t>Something I could only sense.</w:t>
+      </w:r>
+    </w:p>
+    <w:p>
+      <w:r>
+        <w:t>An enormous space.</w:t>
+      </w:r>
+    </w:p>
+    <w:p>
+      <w:r>
+        <w:t>Limitless.</w:t>
+      </w:r>
+    </w:p>
+    <w:p>
+      <w:r>
+        <w:t>And being there felt like standing at a terrifying height with nothing beneath my feet.</w:t>
+      </w:r>
+    </w:p>
+    <w:p>
+      <w:r>
+        <w:t>It was indescribably frightening.</w:t>
+      </w:r>
+    </w:p>
+    <w:p>
+      <w:r>
+        <w:lastRenderedPageBreak/>
+        <w:t>Only now, as I began to recover, did I remember that during that brief instant inside, images had flashed before my eyes.</w:t>
+      </w:r>
+    </w:p>
+    <w:p>
+      <w:r>
+        <w:t>They changed too quickly to follow, flowing into one another before I could make any of them out.</w:t>
+      </w:r>
+    </w:p>
+    <w:p>
+      <w:r>
+        <w:t>But I had barely noticed them at the time.</w:t>
+      </w:r>
+    </w:p>
+    <w:p>
+      <w:r>
+        <w:t>The need to get back onto solid ground—to feel something beneath my feet again—had been far too strong.</w:t>
+      </w:r>
+    </w:p>
+    <w:p>
+      <w:r>
+        <w:t>I took a deep breath and looked around.</w:t>
+      </w:r>
+    </w:p>
+    <w:p>
+      <w:r>
         <w:t>The room was completely silent.</w:t>
       </w:r>
     </w:p>
@@ -551,47 +789,47 @@
     </w:p>
     <w:p>
       <w:r>
+        <w:t>And then it occurred to me that the two of them—Meyron and Sana—were about to enter that staggering, vertiginous space themselves.</w:t>
+      </w:r>
+    </w:p>
+    <w:p>
+      <w:r>
+        <w:t>I stared at them in undisguised horror.</w:t>
+      </w:r>
+    </w:p>
+    <w:p>
+      <w:r>
+        <w:t>As though reading my thoughts, Meyron said:</w:t>
+      </w:r>
+    </w:p>
+    <w:p>
+      <w:r>
+        <w:t>“It’s frightening only the first time. After that, you know what to expect, so you take it much more calmly.”</w:t>
+      </w:r>
+    </w:p>
+    <w:p>
+      <w:r>
+        <w:t>“But you don’t need to think about that now. If you ever want to go in again, don’t do it yet. Wait until you feel ready.”</w:t>
+      </w:r>
+    </w:p>
+    <w:p>
+      <w:r>
+        <w:t>“Sit down. Would you like some wine?”</w:t>
+      </w:r>
+    </w:p>
+    <w:p>
+      <w:r>
+        <w:t>He lifted one of the pitchers from the table.</w:t>
+      </w:r>
+    </w:p>
+    <w:p>
+      <w:r>
+        <w:t>I lowered myself into a chair and shook my head.</w:t>
+      </w:r>
+    </w:p>
+    <w:p>
+      <w:r>
         <w:lastRenderedPageBreak/>
-        <w:t>And then it occurred to me that the two of them—Meyron and Sana—were about to enter that staggering, vertiginous space themselves.</w:t>
-      </w:r>
-    </w:p>
-    <w:p>
-      <w:r>
-        <w:t>I stared at them in undisguised horror.</w:t>
-      </w:r>
-    </w:p>
-    <w:p>
-      <w:r>
-        <w:t>As though reading my thoughts, Meyron said:</w:t>
-      </w:r>
-    </w:p>
-    <w:p>
-      <w:r>
-        <w:t>“It’s frightening only the first time. After that, you know what to expect, so you take it much more calmly.”</w:t>
-      </w:r>
-    </w:p>
-    <w:p>
-      <w:r>
-        <w:t>“But you don’t need to think about that now. If you ever want to go in again, don’t do it yet. Wait until you feel ready.”</w:t>
-      </w:r>
-    </w:p>
-    <w:p>
-      <w:r>
-        <w:t>“Sit down. Would you like some wine?”</w:t>
-      </w:r>
-    </w:p>
-    <w:p>
-      <w:r>
-        <w:t>He lifted one of the pitchers from the table.</w:t>
-      </w:r>
-    </w:p>
-    <w:p>
-      <w:r>
-        <w:t>I lowered myself into a chair and shook my head.</w:t>
-      </w:r>
-    </w:p>
-    <w:p>
-      <w:r>
         <w:t>“Thank you, Meyron. I’m almost back to normal.”</w:t>
       </w:r>
     </w:p>
@@ -677,15 +915,7 @@
     </w:p>
     <w:p>
       <w:r>
-        <w:t xml:space="preserve">It was </w:t>
-      </w:r>
-      <w:proofErr w:type="spellStart"/>
-      <w:r>
-        <w:t>Meyron’s</w:t>
-      </w:r>
-      <w:proofErr w:type="spellEnd"/>
-      <w:r>
-        <w:t xml:space="preserve"> face again.</w:t>
+        <w:t>It was Meyron’s face again.</w:t>
       </w:r>
     </w:p>
     <w:p>
@@ -710,65 +940,57 @@
     </w:p>
     <w:p>
       <w:r>
+        <w:t>They blurred—</w:t>
+      </w:r>
+    </w:p>
+    <w:p>
+      <w:r>
+        <w:t>and slowly began to change.</w:t>
+      </w:r>
+    </w:p>
+    <w:p>
+      <w:r>
+        <w:t>Gradually, another face emerged in Meyron’s place.</w:t>
+      </w:r>
+    </w:p>
+    <w:p>
+      <w:r>
+        <w:t>A middle-aged man.</w:t>
+      </w:r>
+    </w:p>
+    <w:p>
+      <w:r>
+        <w:t>Fair hair…</w:t>
+      </w:r>
+    </w:p>
+    <w:p>
+      <w:r>
+        <w:t>Little by little, an expression resolved as well.</w:t>
+      </w:r>
+    </w:p>
+    <w:p>
+      <w:r>
+        <w:t>Colorless.</w:t>
+      </w:r>
+    </w:p>
+    <w:p>
+      <w:r>
+        <w:t>Dull.</w:t>
+      </w:r>
+    </w:p>
+    <w:p>
+      <w:r>
+        <w:t>The kind of face that aroused no interest and drew no attention.</w:t>
+      </w:r>
+    </w:p>
+    <w:p>
+      <w:r>
+        <w:t>“For some reason, I thought it would be him,” Art said quietly and with complete certainty.</w:t>
+      </w:r>
+    </w:p>
+    <w:p>
+      <w:r>
         <w:lastRenderedPageBreak/>
-        <w:t>They blurred—</w:t>
-      </w:r>
-    </w:p>
-    <w:p>
-      <w:r>
-        <w:t>and slowly began to change.</w:t>
-      </w:r>
-    </w:p>
-    <w:p>
-      <w:r>
-        <w:t xml:space="preserve">Gradually, another face emerged in </w:t>
-      </w:r>
-      <w:proofErr w:type="spellStart"/>
-      <w:r>
-        <w:t>Meyron’s</w:t>
-      </w:r>
-      <w:proofErr w:type="spellEnd"/>
-      <w:r>
-        <w:t xml:space="preserve"> place.</w:t>
-      </w:r>
-    </w:p>
-    <w:p>
-      <w:r>
-        <w:t>A middle-aged man.</w:t>
-      </w:r>
-    </w:p>
-    <w:p>
-      <w:r>
-        <w:t>Fair hair…</w:t>
-      </w:r>
-    </w:p>
-    <w:p>
-      <w:r>
-        <w:t>Little by little, an expression resolved as well.</w:t>
-      </w:r>
-    </w:p>
-    <w:p>
-      <w:r>
-        <w:t>Colorless.</w:t>
-      </w:r>
-    </w:p>
-    <w:p>
-      <w:r>
-        <w:t>Dull.</w:t>
-      </w:r>
-    </w:p>
-    <w:p>
-      <w:r>
-        <w:t>The kind of face that aroused no interest and drew no attention.</w:t>
-      </w:r>
-    </w:p>
-    <w:p>
-      <w:r>
-        <w:t>“For some reason, I thought it would be him,” Art said quietly and with complete certainty.</w:t>
-      </w:r>
-    </w:p>
-    <w:p>
-      <w:r>
         <w:t>“You know this man?” Sana asked without turning around.</w:t>
       </w:r>
     </w:p>
@@ -808,7 +1030,7 @@
 </file>
 
 <file path=word/numbering.xml><?xml version="1.0" encoding="utf-8"?>
-<w:numbering xmlns:wpc="http://schemas.microsoft.com/office/word/2010/wordprocessingCanvas" xmlns:cx="http://schemas.microsoft.com/office/drawing/2014/chartex" xmlns:cx1="http://schemas.microsoft.com/office/drawing/2015/9/8/chartex" xmlns:cx2="http://schemas.microsoft.com/office/drawing/2015/10/21/chartex" xmlns:cx3="http://schemas.microsoft.com/office/drawing/2016/5/9/chartex" xmlns:cx4="http://schemas.microsoft.com/office/drawing/2016/5/10/chartex" xmlns:cx5="http://schemas.microsoft.com/office/drawing/2016/5/11/chartex" xmlns:cx6="http://schemas.microsoft.com/office/drawing/2016/5/12/chartex" xmlns:cx7="http://schemas.microsoft.com/office/drawing/2016/5/13/chartex" xmlns:cx8="http://schemas.microsoft.com/office/drawing/2016/5/14/chartex" xmlns:mc="http://schemas.openxmlformats.org/markup-compatibility/2006" xmlns:aink="http://schemas.microsoft.com/office/drawing/2016/ink" xmlns:am3d="http://schemas.microsoft.com/office/drawing/2017/model3d" xmlns:o="urn:schemas-microsoft-com:office:office" xmlns:oel="http://schemas.microsoft.com/office/2019/extlst" xmlns:r="http://schemas.openxmlformats.org/officeDocument/2006/relationships" xmlns:m="http://schemas.openxmlformats.org/officeDocument/2006/math" xmlns:v="urn:schemas-microsoft-com:vml" xmlns:wp14="http://schemas.microsoft.com/office/word/2010/wordprocessingDrawing" xmlns:wp="http://schemas.openxmlformats.org/drawingml/2006/wordprocessingDrawing" xmlns:w10="urn:schemas-microsoft-com:office:word" xmlns:w="http://schemas.openxmlformats.org/wordprocessingml/2006/main" xmlns:w14="http://schemas.microsoft.com/office/word/2010/wordml" xmlns:w15="http://schemas.microsoft.com/office/word/2012/wordml" xmlns:w16cei="http://schemas.microsoft.com/office/word/2026/wordml/cei" xmlns:w16cex="http://schemas.microsoft.com/office/word/2018/wordml/cex" xmlns:w16cid="http://schemas.microsoft.com/office/word/2016/wordml/cid" xmlns:w16="http://schemas.microsoft.com/office/word/2018/wordml" xmlns:w16du="http://schemas.microsoft.com/office/word/2023/wordml/word16du" xmlns:w16sdtdh="http://schemas.microsoft.com/office/word/2020/wordml/sdtdatahash" xmlns:w16sdtfl="http://schemas.microsoft.com/office/word/2024/wordml/sdtformatlock" xmlns:w16se="http://schemas.microsoft.com/office/word/2015/wordml/symex" xmlns:wpg="http://schemas.microsoft.com/office/word/2010/wordprocessingGroup" xmlns:wpi="http://schemas.microsoft.com/office/word/2010/wordprocessingInk" xmlns:wne="http://schemas.microsoft.com/office/word/2006/wordml" xmlns:wps="http://schemas.microsoft.com/office/word/2010/wordprocessingShape" mc:Ignorable="w14 w15 w16se w16cid w16 w16cex w16sdtdh w16sdtfl w16du wp14">
+<w:numbering xmlns:wpc="http://schemas.microsoft.com/office/word/2010/wordprocessingCanvas" xmlns:cx="http://schemas.microsoft.com/office/drawing/2014/chartex" xmlns:cx1="http://schemas.microsoft.com/office/drawing/2015/9/8/chartex" xmlns:cx2="http://schemas.microsoft.com/office/drawing/2015/10/21/chartex" xmlns:cx3="http://schemas.microsoft.com/office/drawing/2016/5/9/chartex" xmlns:cx4="http://schemas.microsoft.com/office/drawing/2016/5/10/chartex" xmlns:cx5="http://schemas.microsoft.com/office/drawing/2016/5/11/chartex" xmlns:cx6="http://schemas.microsoft.com/office/drawing/2016/5/12/chartex" xmlns:cx7="http://schemas.microsoft.com/office/drawing/2016/5/13/chartex" xmlns:cx8="http://schemas.microsoft.com/office/drawing/2016/5/14/chartex" xmlns:mc="http://schemas.openxmlformats.org/markup-compatibility/2006" xmlns:aink="http://schemas.microsoft.com/office/drawing/2016/ink" xmlns:am3d="http://schemas.microsoft.com/office/drawing/2017/model3d" xmlns:o="urn:schemas-microsoft-com:office:office" xmlns:oel="http://schemas.microsoft.com/office/2019/extlst" xmlns:r="http://schemas.openxmlformats.org/officeDocument/2006/relationships" xmlns:m="http://schemas.openxmlformats.org/officeDocument/2006/math" xmlns:v="urn:schemas-microsoft-com:vml" xmlns:wp14="http://schemas.microsoft.com/office/word/2010/wordprocessingDrawing" xmlns:wp="http://schemas.openxmlformats.org/drawingml/2006/wordprocessingDrawing" xmlns:w10="urn:schemas-microsoft-com:office:word" xmlns:w="http://schemas.openxmlformats.org/wordprocessingml/2006/main" xmlns:w14="http://schemas.microsoft.com/office/word/2010/wordml" xmlns:w15="http://schemas.microsoft.com/office/word/2012/wordml" xmlns:w16cex="http://schemas.microsoft.com/office/word/2018/wordml/cex" xmlns:w16cid="http://schemas.microsoft.com/office/word/2016/wordml/cid" xmlns:w16="http://schemas.microsoft.com/office/word/2018/wordml" xmlns:w16du="http://schemas.microsoft.com/office/word/2023/wordml/word16du" xmlns:w16sdtdh="http://schemas.microsoft.com/office/word/2020/wordml/sdtdatahash" xmlns:w16sdtfl="http://schemas.microsoft.com/office/word/2024/wordml/sdtformatlock" xmlns:w16se="http://schemas.microsoft.com/office/word/2015/wordml/symex" xmlns:wpg="http://schemas.microsoft.com/office/word/2010/wordprocessingGroup" xmlns:wpi="http://schemas.microsoft.com/office/word/2010/wordprocessingInk" xmlns:wne="http://schemas.microsoft.com/office/word/2006/wordml" xmlns:wps="http://schemas.microsoft.com/office/word/2010/wordprocessingShape" mc:Ignorable="w14 w15 w16se w16cid w16 w16cex w16sdtdh w16sdtfl w16du wp14">
   <w:abstractNum w:abstractNumId="0" w15:restartNumberingAfterBreak="0">
     <w:nsid w:val="2C3F37A0"/>
     <w:multiLevelType w:val="multilevel"/>
